--- a/Docs/Hangman - documentatie.docx
+++ b/Docs/Hangman - documentatie.docx
@@ -4199,7 +4199,38 @@
         <w:rPr>
           <w:rFonts w:ascii="Times New Roman" w:hAnsi="Times New Roman" w:cs="Times New Roman"/>
         </w:rPr>
-        <w:t xml:space="preserve">În fișierul Program.cs e scrisă clasa de bază care apelează metode din alte clase. Lista de cuvinte posibile este trecută în fișierul words.txt. În SessionExtensions.js sunt două metode, una care setează o valoare în sesiune pentru o anumită cheie și alta care citește acea valoare. Jocul ca obiect este definit în GameStateModel.cs, având ca </w:t>
+        <w:t xml:space="preserve">În fișierul Program.cs e scrisă clasa de bază care </w:t>
+      </w:r>
+      <w:r>
+        <w:rPr>
+          <w:rFonts w:ascii="Times New Roman" w:hAnsi="Times New Roman" w:cs="Times New Roman"/>
+        </w:rPr>
+        <w:t>randeaz</w:t>
+      </w:r>
+      <w:r>
+        <w:rPr>
+          <w:rFonts w:ascii="Times New Roman" w:hAnsi="Times New Roman" w:cs="Times New Roman"/>
+          <w:lang w:val="ro-RO"/>
+        </w:rPr>
+        <w:t>ă</w:t>
+      </w:r>
+      <w:r>
+        <w:rPr>
+          <w:rFonts w:ascii="Times New Roman" w:hAnsi="Times New Roman" w:cs="Times New Roman"/>
+        </w:rPr>
+        <w:t xml:space="preserve"> </w:t>
+      </w:r>
+      <w:r>
+        <w:rPr>
+          <w:rFonts w:ascii="Times New Roman" w:hAnsi="Times New Roman" w:cs="Times New Roman"/>
+        </w:rPr>
+        <w:t>view-urile Razor</w:t>
+      </w:r>
+      <w:r>
+        <w:rPr>
+          <w:rFonts w:ascii="Times New Roman" w:hAnsi="Times New Roman" w:cs="Times New Roman"/>
+        </w:rPr>
+        <w:t xml:space="preserve">. Lista de cuvinte posibile este trecută în fișierul words.txt. În SessionExtensions.js sunt două metode, una care setează o valoare în sesiune pentru o anumită cheie și alta care citește acea valoare. Jocul ca obiect este definit în GameStateModel.cs, având ca </w:t>
       </w:r>
       <w:r>
         <w:rPr>
@@ -4232,7 +4263,21 @@
           <w:rFonts w:ascii="Times New Roman" w:hAnsi="Times New Roman" w:cs="Times New Roman"/>
           <w:lang w:val="ro-RO"/>
         </w:rPr>
-        <w:t xml:space="preserve">Primind o literă ca parametru, dacă litera se află deja în GuessedLetters, sau jocul s-a terminat, nu se va modifica nimic. În caz diferit, litera se va adăuga în GuessedLetters, și dacă nu este conținută de SecretWord, se va scădea o viață din Lives. Pagina principală și restul logicii jocului sunt definite în fișierul Razor Index.cshtml. În mod obișnuit, un fișier cu acest nume va fi întotdeauna pagina Home (pagina implicită a aplicației). Ca orice fișier Razor, acesta poate conține atât cod C# cât și HTML. În Index.cshtml, se setează titlul paginii </w:t>
+        <w:t>Primind o literă ca parametru, dacă litera se află deja în GuessedLetters, sau jocul s-a terminat, nu se va modifica nimic. În caz diferit, litera se va adăuga în GuessedLetters, și dacă nu este conținută de SecretWord, se va scădea o viață din Lives. Pagina principală și restul logicii jocului sunt definite în fișierul Razor Index.cshtml</w:t>
+      </w:r>
+      <w:r>
+        <w:rPr>
+          <w:rFonts w:ascii="Times New Roman" w:hAnsi="Times New Roman" w:cs="Times New Roman"/>
+          <w:lang w:val="ro-RO"/>
+        </w:rPr>
+        <w:t xml:space="preserve"> (logica în Index.cshtml.cs)</w:t>
+      </w:r>
+      <w:r>
+        <w:rPr>
+          <w:rFonts w:ascii="Times New Roman" w:hAnsi="Times New Roman" w:cs="Times New Roman"/>
+          <w:lang w:val="ro-RO"/>
+        </w:rPr>
+        <w:t xml:space="preserve">. În mod obișnuit, un fișier cu acest nume va fi întotdeauna pagina Home (pagina implicită a aplicației). Ca orice fișier Razor, acesta poate conține atât cod C# cât și HTML. În Index.cshtml, se setează titlul paginii </w:t>
       </w:r>
       <w:r>
         <w:rPr>
@@ -4245,7 +4290,7 @@
           <w:rFonts w:ascii="Times New Roman" w:hAnsi="Times New Roman" w:cs="Times New Roman"/>
           <w:lang w:val="ro-RO"/>
         </w:rPr>
-        <w:t xml:space="preserve">ă cuvântul de ghicit astfel, dacă litera a fost ghicită, se afișează litera, iar dacă nu, caracterul underscore (_). Ulterior se afișează viețile rămase, literele de la A la Z, dacă nu au fost alese, vor </w:t>
+        <w:t xml:space="preserve">ă cuvântul de ghicit astfel, dacă litera a fost ghicită, se afișează litera, iar dacă nu, caracterul underscore (_). Ulterior se afișează viețile rămase, literele de la A la </w:t>
       </w:r>
       <w:r>
         <w:rPr>
@@ -4253,7 +4298,7 @@
           <w:lang w:val="ro-RO"/>
         </w:rPr>
         <w:lastRenderedPageBreak/>
-        <w:t xml:space="preserve">fi selectabile și vor apărea cu negru. Dacă au fost alese, nu vor mai fi selectabile și vor apărea cu gri. </w:t>
+        <w:t xml:space="preserve">Z, dacă nu au fost alese, vor fi selectabile și vor apărea cu negru. Dacă au fost alese, nu vor mai fi selectabile și vor apărea cu gri. </w:t>
       </w:r>
       <w:r>
         <w:rPr>
@@ -4434,14 +4479,14 @@
         <w:rPr>
           <w:rFonts w:ascii="Times New Roman" w:hAnsi="Times New Roman" w:cs="Times New Roman"/>
         </w:rPr>
-        <w:t xml:space="preserve">În stage-ul Deploy to Kubernetes preiau imaginea Docker construită la pasul anterior și o forțez să ruleze în cluster. Întâi încarc imaginea în </w:t>
+        <w:t xml:space="preserve">În stage-ul Deploy to Kubernetes preiau imaginea </w:t>
       </w:r>
       <w:r>
         <w:rPr>
           <w:rFonts w:ascii="Times New Roman" w:hAnsi="Times New Roman" w:cs="Times New Roman"/>
         </w:rPr>
         <w:lastRenderedPageBreak/>
-        <w:t>MiniKube</w:t>
+        <w:t>Docker construită la pasul anterior și o forțez să ruleze în cluster. Întâi încarc imaginea în MiniKube</w:t>
       </w:r>
       <w:r>
         <w:rPr>
